--- a/tesis/5. Sprint 3 - RLS multi-tenant y staging (S9-S10)/S3-05 - Registro de Impedimentos.docx
+++ b/tesis/5. Sprint 3 - RLS multi-tenant y staging (S9-S10)/S3-05 - Registro de Impedimentos.docx
@@ -121,7 +121,7 @@
           </w:tcPr>
           <w:p>
             <w:r>
-              <w:t xml:space="preserve">Sprint 3 · S9–S10 (en curso)</w:t>
+              <w:t xml:space="preserve">Sprint 3 · S9–S10</w:t>
             </w:r>
           </w:p>
         </w:tc>
@@ -147,7 +147,7 @@
           </w:tcPr>
           <w:p>
             <w:r>
-              <w:t xml:space="preserve">08-10-2026</w:t>
+              <w:t xml:space="preserve">16-10-2026</w:t>
             </w:r>
           </w:p>
         </w:tc>
@@ -173,7 +173,7 @@
           </w:tcPr>
           <w:p>
             <w:r>
-              <w:t xml:space="preserve">1.0</w:t>
+              <w:t xml:space="preserve">1.2</w:t>
             </w:r>
           </w:p>
         </w:tc>
@@ -212,7 +212,7 @@
           <w:b w:val="0"/>
           <w:i w:val="0"/>
         </w:rPr>
-        <w:t xml:space="preserve">Impedimentos del Sprint 3 hasta el 08-10-2026.</w:t>
+        <w:t xml:space="preserve">Impedimentos del Sprint 3 al cierre del sprint (16-10-2026).</w:t>
       </w:r>
     </w:p>
     <w:tbl>
@@ -419,7 +419,7 @@
               <w:rPr>
                 <w:sz w:val="16"/>
               </w:rPr>
-              <w:t xml:space="preserve">Se aplican por MCP de Supabase, el archivo .sql queda en el repo y el registro en _prisma_migrations se reconcilia en T3.14.</w:t>
+              <w:t xml:space="preserve">Se aplican por MCP de Supabase (RLS el 07-10 y el enum Rol el 12-10) y el archivo .sql queda en el repo. El 16-10 se registraron en _prisma_migrations con prisma migrate resolve por el pooler IPv4, que no tiene el problema (T3.14).</w:t>
             </w:r>
           </w:p>
         </w:tc>
@@ -519,7 +519,7 @@
               <w:rPr>
                 <w:sz w:val="16"/>
               </w:rPr>
-              <w:t xml:space="preserve">Se resuelve al montar staging (T3.9): el servicio nuevo nace conectado como app_runtime.</w:t>
+              <w:t xml:space="preserve">El backend de staging (T3.9) nace conectado como app_runtime, sin BYPASSRLS; ahí RLS se aplica de verdad.</w:t>
             </w:r>
           </w:p>
         </w:tc>
@@ -533,7 +533,7 @@
               <w:rPr>
                 <w:sz w:val="16"/>
               </w:rPr>
-              <w:t xml:space="preserve">Abierto</w:t>
+              <w:t xml:space="preserve">Resuelto</w:t>
             </w:r>
           </w:p>
         </w:tc>
@@ -547,7 +547,7 @@
               <w:rPr>
                 <w:sz w:val="16"/>
               </w:rPr>
-              <w:t xml:space="preserve">—</w:t>
+              <w:t xml:space="preserve">14-10</w:t>
             </w:r>
           </w:p>
         </w:tc>
@@ -563,6 +563,306 @@
               <w:rPr>
                 <w:sz w:val="16"/>
               </w:rPr>
+              <w:t xml:space="preserve">IMP-13</w:t>
+            </w:r>
+          </w:p>
+        </w:tc>
+        <w:tc>
+          <w:tcPr>
+            <w:tcW w:type="dxa" w:w="964"/>
+          </w:tcPr>
+          <w:p>
+            <w:r/>
+            <w:r>
+              <w:rPr>
+                <w:sz w:val="16"/>
+              </w:rPr>
+              <w:t xml:space="preserve">13-10</w:t>
+            </w:r>
+          </w:p>
+        </w:tc>
+        <w:tc>
+          <w:tcPr>
+            <w:tcW w:type="dxa" w:w="2268"/>
+          </w:tcPr>
+          <w:p>
+            <w:r/>
+            <w:r>
+              <w:rPr>
+                <w:sz w:val="16"/>
+              </w:rPr>
+              <w:t xml:space="preserve">El plan gratuito de Supabase permite solo 2 proyectos activos y ya estaban Backend y Backend-auth-test</w:t>
+            </w:r>
+          </w:p>
+        </w:tc>
+        <w:tc>
+          <w:tcPr>
+            <w:tcW w:type="dxa" w:w="1474"/>
+          </w:tcPr>
+          <w:p>
+            <w:r/>
+            <w:r>
+              <w:rPr>
+                <w:sz w:val="16"/>
+              </w:rPr>
+              <w:t xml:space="preserve">No se podía crear el proyecto de staging (T3.8)</w:t>
+            </w:r>
+          </w:p>
+        </w:tc>
+        <w:tc>
+          <w:tcPr>
+            <w:tcW w:type="dxa" w:w="2551"/>
+          </w:tcPr>
+          <w:p>
+            <w:r/>
+            <w:r>
+              <w:rPr>
+                <w:sz w:val="16"/>
+              </w:rPr>
+              <w:t xml:space="preserve">Se pausó Backend-auth-test (sin pérdida de datos; se reanuda con un clic) y se creó Backend-staging.</w:t>
+            </w:r>
+          </w:p>
+        </w:tc>
+        <w:tc>
+          <w:tcPr>
+            <w:tcW w:type="dxa" w:w="907"/>
+          </w:tcPr>
+          <w:p>
+            <w:r/>
+            <w:r>
+              <w:rPr>
+                <w:sz w:val="16"/>
+              </w:rPr>
+              <w:t xml:space="preserve">Resuelto</w:t>
+            </w:r>
+          </w:p>
+        </w:tc>
+        <w:tc>
+          <w:tcPr>
+            <w:tcW w:type="dxa" w:w="907"/>
+          </w:tcPr>
+          <w:p>
+            <w:r/>
+            <w:r>
+              <w:rPr>
+                <w:sz w:val="16"/>
+              </w:rPr>
+              <w:t xml:space="preserve">13-10</w:t>
+            </w:r>
+          </w:p>
+        </w:tc>
+      </w:tr>
+      <w:tr>
+        <w:tc>
+          <w:tcPr>
+            <w:tcW w:type="dxa" w:w="624"/>
+          </w:tcPr>
+          <w:p>
+            <w:r/>
+            <w:r>
+              <w:rPr>
+                <w:sz w:val="16"/>
+              </w:rPr>
+              <w:t xml:space="preserve">IMP-14</w:t>
+            </w:r>
+          </w:p>
+        </w:tc>
+        <w:tc>
+          <w:tcPr>
+            <w:tcW w:type="dxa" w:w="964"/>
+          </w:tcPr>
+          <w:p>
+            <w:r/>
+            <w:r>
+              <w:rPr>
+                <w:sz w:val="16"/>
+              </w:rPr>
+              <w:t xml:space="preserve">14-10</w:t>
+            </w:r>
+          </w:p>
+        </w:tc>
+        <w:tc>
+          <w:tcPr>
+            <w:tcW w:type="dxa" w:w="2268"/>
+          </w:tcPr>
+          <w:p>
+            <w:r/>
+            <w:r>
+              <w:rPr>
+                <w:sz w:val="16"/>
+              </w:rPr>
+              <w:t xml:space="preserve">El MCP de Render no permite configurar el Pre-Deploy Command, así que prisma migrate deploy no corre solo en cada deploy de staging</w:t>
+            </w:r>
+          </w:p>
+        </w:tc>
+        <w:tc>
+          <w:tcPr>
+            <w:tcW w:type="dxa" w:w="1474"/>
+          </w:tcPr>
+          <w:p>
+            <w:r/>
+            <w:r>
+              <w:rPr>
+                <w:sz w:val="16"/>
+              </w:rPr>
+              <w:t xml:space="preserve">Una migración nueva no se aplica sola en staging</w:t>
+            </w:r>
+          </w:p>
+        </w:tc>
+        <w:tc>
+          <w:tcPr>
+            <w:tcW w:type="dxa" w:w="2551"/>
+          </w:tcPr>
+          <w:p>
+            <w:r/>
+            <w:r>
+              <w:rPr>
+                <w:sz w:val="16"/>
+              </w:rPr>
+              <w:t xml:space="preserve">Las 15 migraciones se aplicaron a mano con prisma migrate deploy; las próximas se corren igual hasta configurar el campo en el dashboard de Render.</w:t>
+            </w:r>
+          </w:p>
+        </w:tc>
+        <w:tc>
+          <w:tcPr>
+            <w:tcW w:type="dxa" w:w="907"/>
+          </w:tcPr>
+          <w:p>
+            <w:r/>
+            <w:r>
+              <w:rPr>
+                <w:sz w:val="16"/>
+              </w:rPr>
+              <w:t xml:space="preserve">Mitigado</w:t>
+            </w:r>
+          </w:p>
+        </w:tc>
+        <w:tc>
+          <w:tcPr>
+            <w:tcW w:type="dxa" w:w="907"/>
+          </w:tcPr>
+          <w:p>
+            <w:r/>
+            <w:r>
+              <w:rPr>
+                <w:sz w:val="16"/>
+              </w:rPr>
+              <w:t xml:space="preserve">—</w:t>
+            </w:r>
+          </w:p>
+        </w:tc>
+      </w:tr>
+      <w:tr>
+        <w:tc>
+          <w:tcPr>
+            <w:tcW w:type="dxa" w:w="624"/>
+          </w:tcPr>
+          <w:p>
+            <w:r/>
+            <w:r>
+              <w:rPr>
+                <w:sz w:val="16"/>
+              </w:rPr>
+              <w:t xml:space="preserve">IMP-15</w:t>
+            </w:r>
+          </w:p>
+        </w:tc>
+        <w:tc>
+          <w:tcPr>
+            <w:tcW w:type="dxa" w:w="964"/>
+          </w:tcPr>
+          <w:p>
+            <w:r/>
+            <w:r>
+              <w:rPr>
+                <w:sz w:val="16"/>
+              </w:rPr>
+              <w:t xml:space="preserve">15-10</w:t>
+            </w:r>
+          </w:p>
+        </w:tc>
+        <w:tc>
+          <w:tcPr>
+            <w:tcW w:type="dxa" w:w="2268"/>
+          </w:tcPr>
+          <w:p>
+            <w:r/>
+            <w:r>
+              <w:rPr>
+                <w:sz w:val="16"/>
+              </w:rPr>
+              <w:t xml:space="preserve">Los navegadores móviles y Safari bloquean las cookies cross-site (SameSite=None) entre onrender.com y workers.dev</w:t>
+            </w:r>
+          </w:p>
+        </w:tc>
+        <w:tc>
+          <w:tcPr>
+            <w:tcW w:type="dxa" w:w="1474"/>
+          </w:tcPr>
+          <w:p>
+            <w:r/>
+            <w:r>
+              <w:rPr>
+                <w:sz w:val="16"/>
+              </w:rPr>
+              <w:t xml:space="preserve">En staging solo se puede iniciar sesión desde el equipo del Developer</w:t>
+            </w:r>
+          </w:p>
+        </w:tc>
+        <w:tc>
+          <w:tcPr>
+            <w:tcW w:type="dxa" w:w="2551"/>
+          </w:tcPr>
+          <w:p>
+            <w:r/>
+            <w:r>
+              <w:rPr>
+                <w:sz w:val="16"/>
+              </w:rPr>
+              <w:t xml:space="preserve">No es un bug del código: se resuelve con un dominio propio compartido por el frontend y el backend. Se acepta así para el QA del sprint y se escala al Product Backlog (HU-25, Sprint 5).</w:t>
+            </w:r>
+          </w:p>
+        </w:tc>
+        <w:tc>
+          <w:tcPr>
+            <w:tcW w:type="dxa" w:w="907"/>
+          </w:tcPr>
+          <w:p>
+            <w:r/>
+            <w:r>
+              <w:rPr>
+                <w:sz w:val="16"/>
+              </w:rPr>
+              <w:t xml:space="preserve">Escalado al Product Backlog</w:t>
+            </w:r>
+          </w:p>
+        </w:tc>
+        <w:tc>
+          <w:tcPr>
+            <w:tcW w:type="dxa" w:w="907"/>
+          </w:tcPr>
+          <w:p>
+            <w:r/>
+            <w:r>
+              <w:rPr>
+                <w:sz w:val="16"/>
+              </w:rPr>
+              <w:t xml:space="preserve">15-10</w:t>
+            </w:r>
+          </w:p>
+        </w:tc>
+      </w:tr>
+      <w:tr>
+        <w:tc>
+          <w:tcPr>
+            <w:tcW w:type="dxa" w:w="624"/>
+          </w:tcPr>
+          <w:p>
+            <w:r/>
+            <w:r>
+              <w:rPr>
+                <w:sz w:val="16"/>
+              </w:rPr>
               <w:t xml:space="preserve">IMP-06</w:t>
             </w:r>
           </w:p>
@@ -619,7 +919,7 @@
               <w:rPr>
                 <w:sz w:val="16"/>
               </w:rPr>
-              <w:t xml:space="preserve">RLS se verifica a nivel SQL con cada rol antes de conectarlo a la aplicación.</w:t>
+              <w:t xml:space="preserve">RLS se verifica a nivel SQL con cada rol y después por HTTP en staging; el smoke test por rol encontró un bug que la verificación SQL no veía.</w:t>
             </w:r>
           </w:p>
         </w:tc>
